--- a/docs/v1/Mercury_V1_User_Stories_Backend.docx
+++ b/docs/v1/Mercury_V1_User_Stories_Backend.docx
@@ -3374,6 +3374,22 @@
         <w:pStyle w:val="ListBullet"/>
       </w:pPr>
       <w:r>
+        <w:t>Adding a URL first runs a discovery scan, bounded by a caller-supplied crawl depth (1/2/3 levels) and max-page cap (10/25/50/100), returning each candidate page's title, path, and a short content preview for the admin to pick from before anything is indexed — the discovery contract AI-13 builds its ranking/preview behavior on</w:t>
+      </w:r>
+    </w:p>
+    <w:p>
+      <w:pPr>
+        <w:pStyle w:val="ListBullet"/>
+      </w:pPr>
+      <w:r>
+        <w:t>Only pages the admin selects from that discovery result are enqueued as sources, one page per source (never one job per whole site)</w:t>
+      </w:r>
+    </w:p>
+    <w:p>
+      <w:pPr>
+        <w:pStyle w:val="ListBullet"/>
+      </w:pPr>
+      <w:r>
         <w:t>A failed job records a specific, actionable failure reason</w:t>
       </w:r>
     </w:p>
@@ -3422,7 +3438,23 @@
         <w:pStyle w:val="ListBullet"/>
       </w:pPr>
       <w:r>
-        <w:t>Crawl depth is bounded/configurable to avoid runaway crawling on 'add URL'</w:t>
+        <w:t>A page the crawler can't authenticate to (e.g. sign-in required) is still returned from discovery, flagged with a specific reason (e.g. '401 Unauthorized'), rather than silently omitted</w:t>
+      </w:r>
+    </w:p>
+    <w:p>
+      <w:pPr>
+        <w:pStyle w:val="ListBullet"/>
+      </w:pPr>
+      <w:r>
+        <w:t>Re-running discovery against the same URL/depth/max-pages is deterministic — the same pages come back, not a different set each time</w:t>
+      </w:r>
+    </w:p>
+    <w:p>
+      <w:pPr>
+        <w:pStyle w:val="ListBullet"/>
+      </w:pPr>
+      <w:r>
+        <w:t>Crawl depth and max-page cap are enforced together server-side even if a client omits or tampers with them</w:t>
       </w:r>
     </w:p>
     <w:p/>

--- a/docs/v1/Mercury_V1_User_Stories_Backend.docx
+++ b/docs/v1/Mercury_V1_User_Stories_Backend.docx
@@ -3374,7 +3374,7 @@
         <w:pStyle w:val="ListBullet"/>
       </w:pPr>
       <w:r>
-        <w:t>Adding a URL first runs a discovery scan, bounded by a caller-supplied crawl depth (1/2/3 levels) and max-page cap (10/25/50/100), returning each candidate page's title, path, and a short content preview for the admin to pick from before anything is indexed — the discovery contract AI-13 builds its ranking/preview behavior on</w:t>
+        <w:t>Adding a URL is a choice of single page or multi-page site scan only in V1 — the admin does not choose a crawl depth or page cap; the scan uses a fixed internal depth/page-limit. Admin-configurable scan depth and max-page cap are deferred to V2</w:t>
       </w:r>
     </w:p>
     <w:p>
@@ -3382,6 +3382,14 @@
         <w:pStyle w:val="ListBullet"/>
       </w:pPr>
       <w:r>
+        <w:t>The discovery scan returns each candidate page's title, path, and a short content preview for the admin to pick from before anything is indexed — the discovery contract AI-13 builds its ranking/preview behavior on</w:t>
+      </w:r>
+    </w:p>
+    <w:p>
+      <w:pPr>
+        <w:pStyle w:val="ListBullet"/>
+      </w:pPr>
+      <w:r>
         <w:t>Only pages the admin selects from that discovery result are enqueued as sources, one page per source (never one job per whole site)</w:t>
       </w:r>
     </w:p>
@@ -3390,6 +3398,14 @@
         <w:pStyle w:val="ListBullet"/>
       </w:pPr>
       <w:r>
+        <w:t>Every source added through V1's document or URL flow is created with public audience — audience is not admin-settable at add-time in V1 (existing signed-in-only sources from prior data remain readable/displayable)</w:t>
+      </w:r>
+    </w:p>
+    <w:p>
+      <w:pPr>
+        <w:pStyle w:val="ListBullet"/>
+      </w:pPr>
+      <w:r>
         <w:t>A failed job records a specific, actionable failure reason</w:t>
       </w:r>
     </w:p>
@@ -3446,7 +3462,7 @@
         <w:pStyle w:val="ListBullet"/>
       </w:pPr>
       <w:r>
-        <w:t>Re-running discovery against the same URL/depth/max-pages is deterministic — the same pages come back, not a different set each time</w:t>
+        <w:t>Re-running discovery against the same URL is deterministic — the same fixed-size set of pages comes back, not a different set each time</w:t>
       </w:r>
     </w:p>
     <w:p>
@@ -3454,7 +3470,7 @@
         <w:pStyle w:val="ListBullet"/>
       </w:pPr>
       <w:r>
-        <w:t>Crawl depth and max-page cap are enforced together server-side even if a client omits or tampers with them</w:t>
+        <w:t>V1's fixed internal scan depth/page-limit is enforced server-side regardless of what a client sends — there is no client-supplied depth/cap to trust or tamper with until V2 introduces one</w:t>
       </w:r>
     </w:p>
     <w:p/>
